--- a/companies/northgate-staffing/Engagements/Sanchez-Baker/2017.07.08 - Status Report - Sanchez-Baker v2 FINAL.docx
+++ b/companies/northgate-staffing/Engagements/Sanchez-Baker/2017.07.08 - Status Report - Sanchez-Baker v2 FINAL.docx
@@ -3,8 +3,11 @@
 <w:document xmlns:wpc="http://schemas.microsoft.com/office/word/2010/wordprocessingCanvas" xmlns:mo="http://schemas.microsoft.com/office/mac/office/2008/main" xmlns:mc="http://schemas.openxmlformats.org/markup-compatibility/2006" xmlns:mv="urn:schemas-microsoft-com:mac:vml" xmlns:o="urn:schemas-microsoft-com:office:office" xmlns:r="http://schemas.openxmlformats.org/officeDocument/2006/relationships" xmlns:m="http://schemas.openxmlformats.org/officeDocument/2006/math" xmlns:v="urn:schemas-microsoft-com:vml" xmlns:wp14="http://schemas.microsoft.com/office/word/2010/wordprocessingDrawing" xmlns:wp="http://schemas.openxmlformats.org/drawingml/2006/wordprocessingDrawing" xmlns:w10="urn:schemas-microsoft-com:office:word" xmlns:w="http://schemas.openxmlformats.org/wordprocessingml/2006/main" xmlns:w14="http://schemas.microsoft.com/office/word/2010/wordml" xmlns:wpg="http://schemas.microsoft.com/office/word/2010/wordprocessingGroup" xmlns:wpi="http://schemas.microsoft.com/office/word/2010/wordprocessingInk" xmlns:wne="http://schemas.microsoft.com/office/word/2006/wordml" xmlns:wps="http://schemas.microsoft.com/office/word/2010/wordprocessingShape" mc:Ignorable="w14 wp14">
   <w:body>
     <w:p>
+      <w:pPr>
+        <w:pStyle w:val="Heading1"/>
+      </w:pPr>
       <w:r>
-        <w:t>Prepared by Jason Bell, Research Associate. Reviewed by James Grant, Senior Consultant.</w:t>
+        <w:t>Board Director Search for Sanchez-Baker: Status at the Midpoint</w:t>
       </w:r>
     </w:p>
     <w:p>
@@ -12,17 +15,12 @@
         <w:pStyle w:val="Heading2"/>
       </w:pPr>
       <w:r>
-        <w:t>Status Summary</w:t>
+        <w:t>Summary</w:t>
       </w:r>
     </w:p>
     <w:p>
       <w:r>
-        <w:t>The search for a director of the board of Sanchez-Baker is at its midpoint and is on schedule. The position specification is approved and has not moved since approval. The market map is complete and has been recut once against the operating-experience test the board set at the working session last month. Approaches are underway across both priority groups, first conversations are done with the majority of the priority names, and panel interviews are being scheduled now. We expect to present a slate on the timeline agreed at kickoff. Nothing in this report asks the board for a decision it has not already been asked for.</w:t>
-      </w:r>
-    </w:p>
-    <w:p>
-      <w:r>
-        <w:t>The one thing worth flagging at the halfway mark is that the search has consumed its easy half. The work behind us was ours to control: writing the specification, building the map, making the calls. The work ahead runs on the board's calendar and on candidates who have their own reasons and their own timing. Searches of this kind are not usually lost in the sourcing. They are lost in the four weeks between a slate landing and a board answering it. We would rather say that now, while it is an observation, than later, when it would be an excuse.</w:t>
+        <w:t>The search is on track and roughly at its midpoint. The market work is complete. The long list has been refined to a working roster of genuine prospects, and first approaches are underway. Nothing at this stage gives cause for concern, and we expect to hold the timetable we set. Since our last note, the map has closed and outreach has begun. The move from research to candidate contact is the main change to report.</w:t>
       </w:r>
     </w:p>
     <w:p>
@@ -30,7 +28,7 @@
         <w:pStyle w:val="Heading2"/>
       </w:pPr>
       <w:r>
-        <w:t>Accomplishments This Period</w:t>
+        <w:t>Progress this period</w:t>
       </w:r>
     </w:p>
     <w:p>
@@ -38,7 +36,7 @@
         <w:pStyle w:val="ListBullet"/>
       </w:pPr>
       <w:r>
-        <w:t>Specification approved and used unchanged in every approach since. Jeffrey Patterson's draft needed one round, which for a board specification is one round.</w:t>
+        <w:t>Position specification agreed with you and stable since.</w:t>
       </w:r>
     </w:p>
     <w:p>
@@ -46,7 +44,7 @@
         <w:pStyle w:val="ListBullet"/>
       </w:pPr>
       <w:r>
-        <w:t>Market map complete, then recut once against the operating-experience test. The third-group names came out by agreement rather than being left in to pad the count.</w:t>
+        <w:t>Market map complete across the priority sectors.</w:t>
       </w:r>
     </w:p>
     <w:p>
@@ -54,7 +52,7 @@
         <w:pStyle w:val="ListBullet"/>
       </w:pPr>
       <w:r>
-        <w:t>First contact made across both priority groups. The operator group responds at the better rate of the two, consistent with what we reported last month.</w:t>
+        <w:t>Long list refined to a working roster of genuine prospects.</w:t>
       </w:r>
     </w:p>
     <w:p>
@@ -62,23 +60,27 @@
         <w:pStyle w:val="ListBullet"/>
       </w:pPr>
       <w:r>
-        <w:t>Interview panel confirmed and time held. This was the item most likely to cost the search a month, and it did not.</w:t>
+        <w:t>First discreet approaches opened; early interest encouraging.</w:t>
       </w:r>
     </w:p>
     <w:p>
-      <w:pPr>
-        <w:pStyle w:val="ListBullet"/>
-      </w:pPr>
       <w:r>
-        <w:t>Confidentiality holding. No candidate has been named in any document circulating outside the search team; candidates appear by current role only, including in our own working papers.</w:t>
+        <w:t>James Grant led the specification and the assessment framework. Jason Bell built the market map and the long list. Jeffrey Patterson is managing the approaches and the candidate conversations, and is keeping every thread current. Every prospect we approach is logged, with their current seat and their read on a possible move, so the roster stays current from one week to the next.</w:t>
       </w:r>
     </w:p>
     <w:p>
-      <w:pPr>
-        <w:pStyle w:val="ListBullet"/>
-      </w:pPr>
       <w:r>
-        <w:t>Reference groundwork started early on the likely candidates. For a board seat the references worth having are people who have sat in a boardroom with the candidate, and they take time to arrange without drawing attention.</w:t>
+        <w:t>Response to the first approaches has been better than typical for a board mandate. Several of the strongest prospects have agreed to an exploratory conversation, and none of the names we most wanted has declined. That is a good position at the halfway mark. We will keep the pressure on outreach so the momentum holds into the second half.</w:t>
+      </w:r>
+    </w:p>
+    <w:p>
+      <w:r>
+        <w:t>The field breaks into three groups. There are sitting non-executive directors at comparable companies, recently retired senior operators with the standing for a board seat, and a smaller set of strong first-time directors with deep functional experience. We are weighting the first two, in line with the specification. The third group is thinner but worth carrying, since a first-time director with the right functional depth can be the freshest voice in the room. As always, we describe each candidate by the seat now held rather than by name.</w:t>
+      </w:r>
+    </w:p>
+    <w:p>
+      <w:r>
+        <w:t>The specification is doing its job. It asks for judgment, credibility in the relevant sector, and the standing to be heard in a boardroom, ahead of a long directorship record. It sets no hard bar on prior board count. It does ask that a candidate be free of conflict with the company and able to give the time a working director needs. We have held it as written, and it is keeping the roster focused.</w:t>
       </w:r>
     </w:p>
     <w:p>
@@ -86,47 +88,58 @@
         <w:pStyle w:val="Heading2"/>
       </w:pPr>
       <w:r>
-        <w:t>Upcoming Work</w:t>
+        <w:t>The weeks ahead</w:t>
+      </w:r>
+    </w:p>
+    <w:p>
+      <w:r>
+        <w:t>The next phase turns the roster into a slate. We will complete the priority approaches, hold first conversations, and assess those who advance against the specification. We expect to present a short, qualified slate for your interviews in the back half of the engagement.</w:t>
+      </w:r>
+    </w:p>
+    <w:p>
+      <w:r>
+        <w:t>Assessment is structured, not impressionistic. Each advancing candidate is measured against the same specification, on the record, so that the comparison you see is a fair one. You will have our written read on every name we put forward, framed by the seat held.</w:t>
+      </w:r>
+    </w:p>
+    <w:p>
+      <w:r>
+        <w:t>Reference work follows selection, it does not precede it. We check each finalist properly, and discreetly, before any offer is discussed, since none of these candidates has spoken to a current employer.</w:t>
+      </w:r>
+    </w:p>
+    <w:p>
+      <w:r>
+        <w:t>So that we do not lose time when the slate is ready, it will help to hold provisional interview windows now. Jeffrey Patterson will coordinate the dates as candidates confirm.</w:t>
       </w:r>
     </w:p>
     <w:p>
       <w:pPr>
-        <w:pStyle w:val="ListBullet"/>
+        <w:pStyle w:val="Heading2"/>
       </w:pPr>
       <w:r>
-        <w:t>First-round panel interviews. James Grant attends each one.</w:t>
+        <w:t>Risks and watch items</w:t>
+      </w:r>
+    </w:p>
+    <w:p>
+      <w:r>
+        <w:t>Two items warrant attention, neither serious. First, board searches turn on the availability of people who are not looking to move, so a strong prospect may step aside on timing even when the fit is right. We manage this by carrying enough depth in the roster that no single withdrawal sets us back. We are carrying more names in the priority tier than the slate will need, for exactly this reason.</w:t>
+      </w:r>
+    </w:p>
+    <w:p>
+      <w:r>
+        <w:t>Second, interview scheduling across a full board is the most common cause of delay late in a search. Reserving windows now is the surest guard against it. We see no risk to confidentiality; the search is holding tightly.</w:t>
       </w:r>
     </w:p>
     <w:p>
       <w:pPr>
-        <w:pStyle w:val="ListBullet"/>
+        <w:pStyle w:val="Heading2"/>
       </w:pPr>
       <w:r>
-        <w:t>Slate assembly. Jeffrey Patterson and James Grant write the assessments; every candidate on the slate will have been met by the firm before it reaches the board.</w:t>
+        <w:t>What will help from you</w:t>
       </w:r>
     </w:p>
     <w:p>
-      <w:pPr>
-        <w:pStyle w:val="ListBullet"/>
-      </w:pPr>
       <w:r>
-        <w:t>Slate presentation to the board, on the timeline set at kickoff. James Grant will ask for a decision date in the room rather than leave the board to find one later.</w:t>
-      </w:r>
-    </w:p>
-    <w:p>
-      <w:pPr>
-        <w:pStyle w:val="ListBullet"/>
-      </w:pPr>
-      <w:r>
-        <w:t>References on any candidate the board intends to appoint, once the panel has narrowed the field and not before. Approaching a candidate's boardroom references early is how a search becomes public.</w:t>
-      </w:r>
-    </w:p>
-    <w:p>
-      <w:pPr>
-        <w:pStyle w:val="ListBullet"/>
-      </w:pPr>
-      <w:r>
-        <w:t>Support through offer and acceptance, including the conversation with a candidate's own chair where one is needed. Jeffrey Patterson will hold the withdrawal note in reserve; if a finalist steps back, the client hears it from us the same day and hears what happens next in the same message.</w:t>
+        <w:t>Two things from your side will keep the closing weeks clean. First, hold the provisional interview windows we have asked for; late scheduling is the usual cause of slippage. Second, when you are ready, confirm the compensation and time expectations for the seat, so that we can be straight with candidates from the first serious conversation.</w:t>
       </w:r>
     </w:p>
     <w:p>
@@ -139,47 +152,17 @@
     </w:p>
     <w:p>
       <w:r>
-        <w:t>The engagement is a fixed fee of $66,000, billed in three equal installments, of which the first has been invoiced. The second is triggered by delivery of the slate rather than by a date, so it will fall where the work falls. Effort to date is consistent with the fee and there is no change in scope to report or to anticipate. Out-of-pocket expenses remain within the ordinary range for a search of this kind, and none of consequence has been incurred without approval. If the board revises the specification in a way that reopens the market, that is a scope conversation, and James Grant will raise it before any work is done against it rather than after.</w:t>
+        <w:t>The engagement is a retained assignment at a fixed fee of $66,000, which covers the search in full, from the research through the reference work behind a finalist. We are within that fee. We expect no charges beyond it, save the itemized expenses set out in our agreement.</w:t>
       </w:r>
     </w:p>
     <w:p>
-      <w:pPr>
-        <w:pStyle w:val="Heading2"/>
-      </w:pPr>
       <w:r>
-        <w:t>Risks</w:t>
+        <w:t>We will send the next written status at the three-quarter mark, or sooner if the slate firms up before then. Between reports, Jeffrey Patterson is your point of contact for anything time-sensitive.</w:t>
       </w:r>
     </w:p>
     <w:p>
-      <w:pPr>
-        <w:pStyle w:val="ListBullet"/>
-      </w:pPr>
       <w:r>
-        <w:t>Board calendar. The panel dates are held, but summer holds are the first thing to move. If a date slips, candidates who are in play with other boards do not wait for us. James Grant re-confirms the panel ahead of each interview.</w:t>
-      </w:r>
-    </w:p>
-    <w:p>
-      <w:pPr>
-        <w:pStyle w:val="ListBullet"/>
-      </w:pPr>
-      <w:r>
-        <w:t>Profile tension. The candidates who match the specification exactly are the hardest to move; the ones with real capacity are a step earlier. The slate will reflect both. If the board is unwilling to consider the second group, then the market for this seat is thinner than the specification implies, and that conversation should happen before the slate rather than during it.</w:t>
-      </w:r>
-    </w:p>
-    <w:p>
-      <w:pPr>
-        <w:pStyle w:val="ListBullet"/>
-      </w:pPr>
-      <w:r>
-        <w:t>Discretion. Every additional person inside Sanchez-Baker who knows the search is running is another route by which a candidate's name reaches their own board. That has not happened. Keeping it that way means materials do not travel beyond the directors who will vote.</w:t>
-      </w:r>
-    </w:p>
-    <w:p>
-      <w:pPr>
-        <w:pStyle w:val="ListBullet"/>
-      </w:pPr>
-      <w:r>
-        <w:t>Late withdrawal. On a board search it is ordinary for a strong candidate to step back near the end, for reasons that have nothing to do with the client. We plan for it by keeping the slate live rather than collapsing to a single name early.</w:t>
+        <w:t>Our single priority before the next report is to complete the priority approaches and firm up the interview windows. We will send the qualified slate as soon as the first conversations are done.</w:t>
       </w:r>
     </w:p>
     <w:sectPr>

--- a/companies/northgate-staffing/Engagements/Sanchez-Baker/2017.07.08 - Status Report - Sanchez-Baker v2 FINAL.docx
+++ b/companies/northgate-staffing/Engagements/Sanchez-Baker/2017.07.08 - Status Report - Sanchez-Baker v2 FINAL.docx
@@ -7,7 +7,14 @@
         <w:pStyle w:val="Heading1"/>
       </w:pPr>
       <w:r>
-        <w:t>Board Director Search for Sanchez-Baker: Status at the Midpoint</w:t>
+        <w:t>Board director search, Sanchez-Baker: progress report</w:t>
+      </w:r>
+    </w:p>
+    <w:p>
+      <w:r>
+        <w:t>Prepared by: Jason Bell, Research Associate</w:t>
+        <w:br/>
+        <w:t>Period: since the working session</w:t>
       </w:r>
     </w:p>
     <w:p>
@@ -15,12 +22,22 @@
         <w:pStyle w:val="Heading2"/>
       </w:pPr>
       <w:r>
-        <w:t>Summary</w:t>
+        <w:t>Where we are</w:t>
       </w:r>
     </w:p>
     <w:p>
       <w:r>
-        <w:t>The search is on track and roughly at its midpoint. The market work is complete. The long list has been refined to a working roster of genuine prospects, and first approaches are underway. Nothing at this stage gives cause for concern, and we expect to hold the timetable we set. Since our last note, the map has closed and outreach has begun. The move from research to candidate contact is the main change to report.</w:t>
+        <w:t>The search is on schedule. All fourteen priority approaches are out, ahead of the two weeks the working session allowed for them, and eleven have produced a conversation. Four of those eleven are people we would put in front of the board.</w:t>
+      </w:r>
+    </w:p>
+    <w:p>
+      <w:r>
+        <w:t>The pattern in the responses is worth stating early. Candidates with the financial background answer quickly and ask hard questions about time; candidates with the operating background answer slowly and ask about the board itself. That has shaped how the second conversations are being set up.</w:t>
+      </w:r>
+    </w:p>
+    <w:p>
+      <w:r>
+        <w:t>Nothing this period has changed the specification or the fee. The slate is the next piece of work and the schedule now turns on it.</w:t>
       </w:r>
     </w:p>
     <w:p>
@@ -28,7 +45,7 @@
         <w:pStyle w:val="Heading2"/>
       </w:pPr>
       <w:r>
-        <w:t>Progress this period</w:t>
+        <w:t>Done this period</w:t>
       </w:r>
     </w:p>
     <w:p>
@@ -36,7 +53,7 @@
         <w:pStyle w:val="ListBullet"/>
       </w:pPr>
       <w:r>
-        <w:t>Position specification agreed with you and stable since.</w:t>
+        <w:t>1. Fourteen approaches completed. Jeffrey Patterson made ten and James Grant made four, all by telephone and all against the approved wording.</w:t>
       </w:r>
     </w:p>
     <w:p>
@@ -44,7 +61,7 @@
         <w:pStyle w:val="ListBullet"/>
       </w:pPr>
       <w:r>
-        <w:t>Market map complete across the priority sectors.</w:t>
+        <w:t>2. Eleven conversations held. Three of the fourteen have not responded. They stay on the list and we will try each once more before we treat the approach as closed.</w:t>
       </w:r>
     </w:p>
     <w:p>
@@ -52,7 +69,7 @@
         <w:pStyle w:val="ListBullet"/>
       </w:pPr>
       <w:r>
-        <w:t>Long list refined to a working roster of genuine prospects.</w:t>
+        <w:t>3. Three declines recorded with reasons. Two cited the time the committee work would take. One is taking a seat elsewhere this year and told us so directly.</w:t>
       </w:r>
     </w:p>
     <w:p>
@@ -60,27 +77,31 @@
         <w:pStyle w:val="ListBullet"/>
       </w:pPr>
       <w:r>
-        <w:t>First discreet approaches opened; early interest encouraging.</w:t>
+        <w:t>4. Four candidates carried forward. Each has read the specification and each has agreed to a second conversation.</w:t>
       </w:r>
     </w:p>
     <w:p>
+      <w:pPr>
+        <w:pStyle w:val="ListBullet"/>
+      </w:pPr>
       <w:r>
-        <w:t>James Grant led the specification and the assessment framework. Jason Bell built the market map and the long list. Jeffrey Patterson is managing the approaches and the candidate conversations, and is keeping every thread current. Every prospect we approach is logged, with their current seat and their read on a possible move, so the roster stays current from one week to the next.</w:t>
+        <w:t>5. Four candidates still in conversation, undecided in either direction. Two of the four are the more interesting profiles on the list, which is the usual pattern at this stage.</w:t>
       </w:r>
     </w:p>
     <w:p>
+      <w:pPr>
+        <w:pStyle w:val="ListBullet"/>
+      </w:pPr>
       <w:r>
-        <w:t>Response to the first approaches has been better than typical for a board mandate. Several of the strongest prospects have agreed to an exploratory conversation, and none of the names we most wanted has declined. That is a good position at the halfway mark. We will keep the pressure on outreach so the momentum holds into the second half.</w:t>
+        <w:t>6. Conflict check cleared on the two names sitting in adjacent markets. Neither raised an objection from the client side and both have now been approached.</w:t>
       </w:r>
     </w:p>
     <w:p>
+      <w:pPr>
+        <w:pStyle w:val="ListBullet"/>
+      </w:pPr>
       <w:r>
-        <w:t>The field breaks into three groups. There are sitting non-executive directors at comparable companies, recently retired senior operators with the standing for a board seat, and a smaller set of strong first-time directors with deep functional experience. We are weighting the first two, in line with the specification. The third group is thinner but worth carrying, since a first-time director with the right functional depth can be the freshest voice in the room. As always, we describe each candidate by the seat now held rather than by name.</w:t>
-      </w:r>
-    </w:p>
-    <w:p>
-      <w:r>
-        <w:t>The specification is doing its job. It asks for judgment, credibility in the relevant sector, and the standing to be heard in a boardroom, ahead of a long directorship record. It sets no hard bar on prior board count. It does ask that a candidate be free of conflict with the company and able to give the time a working director needs. We have held it as written, and it is keeping the roster focused.</w:t>
+        <w:t>7. Research calls continued against the twenty-seven names behind the fourteen, so that a second wave can go out inside a week if it is needed.</w:t>
       </w:r>
     </w:p>
     <w:p>
@@ -88,58 +109,27 @@
         <w:pStyle w:val="Heading2"/>
       </w:pPr>
       <w:r>
-        <w:t>The weeks ahead</w:t>
+        <w:t>In progress</w:t>
       </w:r>
     </w:p>
     <w:p>
       <w:r>
-        <w:t>The next phase turns the roster into a slate. We will complete the priority approaches, hold first conversations, and assess those who advance against the specification. We expect to present a short, qualified slate for your interviews in the back half of the engagement.</w:t>
+        <w:t>Second conversations with the four carried candidates are being scheduled now. James Grant runs them and writes each candidate up against the specification, point by point, so the board reads assessments in a common format rather than four different arguments. Two of the four have asked to meet a sitting director before they go further, which is a reasonable request at this level and one we would like the board to accommodate.</w:t>
       </w:r>
     </w:p>
     <w:p>
       <w:r>
-        <w:t>Assessment is structured, not impressionistic. Each advancing candidate is measured against the same specification, on the record, so that the comparison you see is a fair one. You will have our written read on every name we put forward, framed by the seat held.</w:t>
+        <w:t>The slate document is in draft. It describes each candidate by current role and record, as agreed, with names disclosed in the room when the slate is presented. Reference work is prepared but not started; we take references on finalists only and only with consent, and no reference call goes out while a candidate is still weighing the seat.</w:t>
       </w:r>
     </w:p>
     <w:p>
       <w:r>
-        <w:t>Reference work follows selection, it does not precede it. We check each finalist properly, and discreetly, before any offer is discussed, since none of these candidates has spoken to a current employer.</w:t>
+        <w:t>The second wave is drafted and idle. Six names from the remaining twenty-seven are ready to approach, with wording already cleared, and they go out the day the board tells us the field is too narrow.</w:t>
       </w:r>
     </w:p>
     <w:p>
       <w:r>
-        <w:t>So that we do not lose time when the slate is ready, it will help to hold provisional interview windows now. Jeffrey Patterson will coordinate the dates as candidates confirm.</w:t>
-      </w:r>
-    </w:p>
-    <w:p>
-      <w:pPr>
-        <w:pStyle w:val="Heading2"/>
-      </w:pPr>
-      <w:r>
-        <w:t>Risks and watch items</w:t>
-      </w:r>
-    </w:p>
-    <w:p>
-      <w:r>
-        <w:t>Two items warrant attention, neither serious. First, board searches turn on the availability of people who are not looking to move, so a strong prospect may step aside on timing even when the fit is right. We manage this by carrying enough depth in the roster that no single withdrawal sets us back. We are carrying more names in the priority tier than the slate will need, for exactly this reason.</w:t>
-      </w:r>
-    </w:p>
-    <w:p>
-      <w:r>
-        <w:t>Second, interview scheduling across a full board is the most common cause of delay late in a search. Reserving windows now is the surest guard against it. We see no risk to confidentiality; the search is holding tightly.</w:t>
-      </w:r>
-    </w:p>
-    <w:p>
-      <w:pPr>
-        <w:pStyle w:val="Heading2"/>
-      </w:pPr>
-      <w:r>
-        <w:t>What will help from you</w:t>
-      </w:r>
-    </w:p>
-    <w:p>
-      <w:r>
-        <w:t>Two things from your side will keep the closing weeks clean. First, hold the provisional interview windows we have asked for; late scheduling is the usual cause of slippage. Second, when you are ready, confirm the compensation and time expectations for the seat, so that we can be straight with candidates from the first serious conversation.</w:t>
+        <w:t>We have asked for a date for the slate session. Jeffrey Patterson is working with your office on it.</w:t>
       </w:r>
     </w:p>
     <w:p>
@@ -152,17 +142,60 @@
     </w:p>
     <w:p>
       <w:r>
-        <w:t>The engagement is a retained assignment at a fixed fee of $66,000, which covers the search in full, from the research through the reference work behind a finalist. We are within that fee. We expect no charges beyond it, save the itemized expenses set out in our agreement.</w:t>
+        <w:t>The search is a fixed fee of $66,000 and that figure is unchanged. Two of the three installments will have been invoiced by the time the slate is presented, in line with the engagement letter. Expenses to date are candidate travel for one conversation held in person, billed at cost and immaterial against the fee. No work has been done outside the scope of the engagement letter and none is contemplated.</w:t>
+      </w:r>
+    </w:p>
+    <w:p>
+      <w:pPr>
+        <w:pStyle w:val="Heading2"/>
+      </w:pPr>
+      <w:r>
+        <w:t>Risks</w:t>
+      </w:r>
+    </w:p>
+    <w:p>
+      <w:pPr>
+        <w:pStyle w:val="ListBullet"/>
+      </w:pPr>
+      <w:r>
+        <w:t>1. The field is narrow. Four carried candidates is a slate, but not a comfortable one, and two withdrawals would send us back to the map. We are holding a second wave of names ready and can approach them inside a week.</w:t>
+      </w:r>
+    </w:p>
+    <w:p>
+      <w:pPr>
+        <w:pStyle w:val="ListBullet"/>
+      </w:pPr>
+      <w:r>
+        <w:t>2. The chair question is still open. Candidates ask it, and for two of the four carried candidates the answer will matter to their decision. We are approaching on committee membership and describing the chair as undecided, which is accurate but not persuasive.</w:t>
+      </w:r>
+    </w:p>
+    <w:p>
+      <w:pPr>
+        <w:pStyle w:val="ListBullet"/>
+      </w:pPr>
+      <w:r>
+        <w:t>3. Calendars later in the summer. Two of the four carried candidates travel, and board diaries thin out at the same time. We have asked for the slate session date now, ahead of the write-ups, so that the date is held whatever the assessments say.</w:t>
+      </w:r>
+    </w:p>
+    <w:p>
+      <w:pPr>
+        <w:pStyle w:val="ListBullet"/>
+      </w:pPr>
+      <w:r>
+        <w:t>4. The adjacent-market question is cleared but not closed. Both names were approached with the client's agreement, and both asked how an overlap would be handled if their own boards raised it. That answer has to come from the client, and it will be needed before either could accept the seat.</w:t>
+      </w:r>
+    </w:p>
+    <w:p>
+      <w:pPr>
+        <w:pStyle w:val="Heading2"/>
+      </w:pPr>
+      <w:r>
+        <w:t>Next report</w:t>
       </w:r>
     </w:p>
     <w:p>
       <w:r>
-        <w:t>We will send the next written status at the three-quarter mark, or sooner if the slate firms up before then. Between reports, Jeffrey Patterson is your point of contact for anything time-sensitive.</w:t>
-      </w:r>
-    </w:p>
-    <w:p>
-      <w:r>
-        <w:t>Our single priority before the next report is to complete the priority approaches and firm up the interview windows. We will send the qualified slate as soon as the first conversations are done.</w:t>
+        <w:t>The next report follows the slate presentation and carries the assessment summaries with it. It will also carry the reference plan for whichever candidates the board takes forward, so that the timetable to appointment is visible in one place. If the board wants a read before then, Jeffrey Patterson can give it on a call at a day's notice.</w:t>
       </w:r>
     </w:p>
     <w:sectPr>
